--- a/sources/veille/2026-04-24_veille_SERAFIN-PH.docx
+++ b/sources/veille/2026-04-24_veille_SERAFIN-PH.docx
@@ -194,30 +194,36 @@
             <w:shd w:val="clear" w:color="auto" w:fill="auto"/>
           </w:tcPr>
           <w:p>
-            <w:r>
-              <w:rPr>
-                <w:color w:val="1F2937"/>
-                <w:sz w:val="19"/>
-                <w:szCs w:val="19"/>
-              </w:rPr>
-              <w:t>Handicap.gouv.fr</w:t>
-            </w:r>
-          </w:p>
-        </w:tc>
-        <w:tc>
-          <w:tcPr>
-            <w:tcW w:w="3266" w:type="dxa"/>
-            <w:shd w:val="clear" w:color="auto" w:fill="auto"/>
-          </w:tcPr>
-          <w:p>
-            <w:r>
-              <w:rPr>
-                <w:color w:val="1F2937"/>
-                <w:sz w:val="19"/>
-                <w:szCs w:val="19"/>
-              </w:rPr>
-              <w:t>handicap.gouv.fr/comite-</w:t>
-            </w:r>
+            <w:hyperlink w:history="1" r:id="rIdcomite2026">
+              <w:r>
+                <w:rPr>
+                  <w:sz w:val="19"/>
+                  <w:szCs w:val="19"/>
+                  <w:color w:val="1155CC"/>
+                  <w:u w:val="single"/>
+                </w:rPr>
+                <w:t xml:space="preserve">Handicap.gouv.fr</w:t>
+              </w:r>
+            </w:hyperlink>
+          </w:p>
+        </w:tc>
+        <w:tc>
+          <w:tcPr>
+            <w:tcW w:w="3266" w:type="dxa"/>
+            <w:shd w:val="clear" w:color="auto" w:fill="auto"/>
+          </w:tcPr>
+          <w:p>
+            <w:hyperlink w:history="1" r:id="rIdcomite2026">
+              <w:r>
+                <w:rPr>
+                  <w:sz w:val="19"/>
+                  <w:szCs w:val="19"/>
+                  <w:color w:val="1155CC"/>
+                  <w:u w:val="single"/>
+                </w:rPr>
+                <w:t xml:space="preserve">handicap.gouv.fr/comite-</w:t>
+              </w:r>
+            </w:hyperlink>
             <w:proofErr w:type="spellStart"/>
             <w:r>
               <w:rPr>
@@ -286,30 +292,36 @@
             <w:shd w:val="clear" w:color="auto" w:fill="auto"/>
           </w:tcPr>
           <w:p>
-            <w:r>
-              <w:rPr>
-                <w:color w:val="1F2937"/>
-                <w:sz w:val="19"/>
-                <w:szCs w:val="19"/>
-              </w:rPr>
-              <w:t>CNSA.fr</w:t>
-            </w:r>
-          </w:p>
-        </w:tc>
-        <w:tc>
-          <w:tcPr>
-            <w:tcW w:w="3266" w:type="dxa"/>
-            <w:shd w:val="clear" w:color="auto" w:fill="auto"/>
-          </w:tcPr>
-          <w:p>
-            <w:r>
-              <w:rPr>
-                <w:color w:val="1F2937"/>
-                <w:sz w:val="19"/>
-                <w:szCs w:val="19"/>
-              </w:rPr>
-              <w:t>cnsa.fr/</w:t>
-            </w:r>
+            <w:hyperlink w:history="1" r:id="rIdcnsa_actu2026">
+              <w:r>
+                <w:rPr>
+                  <w:sz w:val="19"/>
+                  <w:szCs w:val="19"/>
+                  <w:color w:val="1155CC"/>
+                  <w:u w:val="single"/>
+                </w:rPr>
+                <w:t xml:space="preserve">CNSA.fr</w:t>
+              </w:r>
+            </w:hyperlink>
+          </w:p>
+        </w:tc>
+        <w:tc>
+          <w:tcPr>
+            <w:tcW w:w="3266" w:type="dxa"/>
+            <w:shd w:val="clear" w:color="auto" w:fill="auto"/>
+          </w:tcPr>
+          <w:p>
+            <w:hyperlink w:history="1" r:id="rIdcnsa_actu2026">
+              <w:r>
+                <w:rPr>
+                  <w:sz w:val="19"/>
+                  <w:szCs w:val="19"/>
+                  <w:color w:val="1155CC"/>
+                  <w:u w:val="single"/>
+                </w:rPr>
+                <w:t xml:space="preserve">cnsa.fr/</w:t>
+              </w:r>
+            </w:hyperlink>
             <w:proofErr w:type="spellStart"/>
             <w:r>
               <w:rPr>
@@ -376,14 +388,17 @@
             <w:shd w:val="clear" w:color="auto" w:fill="auto"/>
           </w:tcPr>
           <w:p>
-            <w:r>
-              <w:rPr>
-                <w:color w:val="1F2937"/>
-                <w:sz w:val="19"/>
-                <w:szCs w:val="19"/>
-              </w:rPr>
-              <w:t>atih.sante.fr/recueil-national-ph-2025</w:t>
-            </w:r>
+            <w:hyperlink w:history="1" r:id="rIdatih252026">
+              <w:r>
+                <w:rPr>
+                  <w:sz w:val="19"/>
+                  <w:szCs w:val="19"/>
+                  <w:color w:val="1155CC"/>
+                  <w:u w:val="single"/>
+                </w:rPr>
+                <w:t xml:space="preserve">atih.sante.fr/recueil-national-ph-2025</w:t>
+              </w:r>
+            </w:hyperlink>
           </w:p>
         </w:tc>
         <w:tc>
@@ -889,81 +904,21 @@
           <w:sz w:val="22"/>
           <w:szCs w:val="22"/>
         </w:rPr>
-        <w:t>Source 1 — Handicap.gouv.fr (3 juillet 2025)</w:t>
-      </w:r>
-    </w:p>
-    <w:p>
-      <w:pPr>
-        <w:spacing w:before="60" w:after="60"/>
-        <w:jc w:val="both"/>
-      </w:pPr>
-      <w:r>
-        <w:t>Le comité stratégique SERAFIN-PH a été réuni le 2 juillet 2025 sous la présidence de Charlotte Parmentier-Lecocq, ministre chargée de l'Autonomie et du Handicap. Les travaux ont permis d'examiner les premiers résultats du recueil 2025 et les grandes orientations du modèle de financement.</w:t>
-      </w:r>
-    </w:p>
-    <w:p>
-      <w:pPr>
-        <w:pStyle w:val="Paragraphedeliste"/>
-        <w:numPr>
-          <w:ilvl w:val="0"/>
-          <w:numId w:val="1"/>
-        </w:numPr>
-        <w:spacing w:before="40" w:after="40"/>
-      </w:pPr>
-      <w:r>
-        <w:t>Taux de répondants : 86 % des établissements pour enfants en situation de handicap, représentant 90 % des solutions disponibles.</w:t>
-      </w:r>
-    </w:p>
-    <w:p>
-      <w:pPr>
-        <w:pStyle w:val="Paragraphedeliste"/>
-        <w:numPr>
-          <w:ilvl w:val="0"/>
-          <w:numId w:val="1"/>
-        </w:numPr>
-        <w:spacing w:before="40" w:after="40"/>
-      </w:pPr>
-      <w:r>
-        <w:t>Limitation identifiée : fiabilité des données de transport — des travaux d'approfondissement sont prévus durant l'été 2025.</w:t>
-      </w:r>
-    </w:p>
-    <w:p>
-      <w:pPr>
-        <w:pStyle w:val="Paragraphedeliste"/>
-        <w:numPr>
-          <w:ilvl w:val="0"/>
-          <w:numId w:val="1"/>
-        </w:numPr>
-        <w:spacing w:before="40" w:after="40"/>
-      </w:pPr>
-      <w:r>
-        <w:t>Le modèle de financement retenu combine une dotation socle (sécurité) et des mécanismes d'innovation.</w:t>
-      </w:r>
-    </w:p>
-    <w:p>
-      <w:pPr>
-        <w:pStyle w:val="Paragraphedeliste"/>
-        <w:numPr>
-          <w:ilvl w:val="0"/>
-          <w:numId w:val="1"/>
-        </w:numPr>
-        <w:spacing w:before="40" w:after="40"/>
-      </w:pPr>
-      <w:r>
-        <w:t>Prochaines étapes : finalisation du modèle de transition, préparation du recueil 2026, communication des impacts de la réforme pour un déploiement en 2027.</w:t>
-      </w:r>
-    </w:p>
-    <w:p>
-      <w:pPr>
-        <w:spacing w:before="60" w:after="60"/>
-        <w:jc w:val="both"/>
-      </w:pPr>
-    </w:p>
-    <w:p>
-      <w:pPr>
-        <w:pStyle w:val="Titre2"/>
-        <w:spacing w:before="180" w:after="80"/>
-      </w:pPr>
+        <w:t xml:space="preserve">Source 1 — </w:t>
+      </w:r>
+      <w:hyperlink w:history="1" r:id="rIdcomite2026">
+        <w:r>
+          <w:rPr>
+            <w:b/>
+            <w:bCs/>
+            <w:sz w:val="22"/>
+            <w:szCs w:val="22"/>
+            <w:color w:val="1155CC"/>
+            <w:u w:val="single"/>
+          </w:rPr>
+          <w:t xml:space="preserve">Handicap.gouv.fr</w:t>
+        </w:r>
+      </w:hyperlink>
       <w:r>
         <w:rPr>
           <w:b/>
@@ -972,7 +927,113 @@
           <w:sz w:val="22"/>
           <w:szCs w:val="22"/>
         </w:rPr>
-        <w:t>Source 2 — CNSA.fr (17 décembre 2025)</w:t>
+        <w:t xml:space="preserve"> (3 juillet 2025)</w:t>
+      </w:r>
+    </w:p>
+    <w:p>
+      <w:pPr>
+        <w:spacing w:before="60" w:after="60"/>
+        <w:jc w:val="both"/>
+      </w:pPr>
+      <w:r>
+        <w:t>Le comité stratégique SERAFIN-PH a été réuni le 2 juillet 2025 sous la présidence de Charlotte Parmentier-Lecocq, ministre chargée de l'Autonomie et du Handicap. Les travaux ont permis d'examiner les premiers résultats du recueil 2025 et les grandes orientations du modèle de financement.</w:t>
+      </w:r>
+    </w:p>
+    <w:p>
+      <w:pPr>
+        <w:pStyle w:val="Paragraphedeliste"/>
+        <w:numPr>
+          <w:ilvl w:val="0"/>
+          <w:numId w:val="1"/>
+        </w:numPr>
+        <w:spacing w:before="40" w:after="40"/>
+      </w:pPr>
+      <w:r>
+        <w:t>Taux de répondants : 86 % des établissements pour enfants en situation de handicap, représentant 90 % des solutions disponibles.</w:t>
+      </w:r>
+    </w:p>
+    <w:p>
+      <w:pPr>
+        <w:pStyle w:val="Paragraphedeliste"/>
+        <w:numPr>
+          <w:ilvl w:val="0"/>
+          <w:numId w:val="1"/>
+        </w:numPr>
+        <w:spacing w:before="40" w:after="40"/>
+      </w:pPr>
+      <w:r>
+        <w:t>Limitation identifiée : fiabilité des données de transport — des travaux d'approfondissement sont prévus durant l'été 2025.</w:t>
+      </w:r>
+    </w:p>
+    <w:p>
+      <w:pPr>
+        <w:pStyle w:val="Paragraphedeliste"/>
+        <w:numPr>
+          <w:ilvl w:val="0"/>
+          <w:numId w:val="1"/>
+        </w:numPr>
+        <w:spacing w:before="40" w:after="40"/>
+      </w:pPr>
+      <w:r>
+        <w:t>Le modèle de financement retenu combine une dotation socle (sécurité) et des mécanismes d'innovation.</w:t>
+      </w:r>
+    </w:p>
+    <w:p>
+      <w:pPr>
+        <w:pStyle w:val="Paragraphedeliste"/>
+        <w:numPr>
+          <w:ilvl w:val="0"/>
+          <w:numId w:val="1"/>
+        </w:numPr>
+        <w:spacing w:before="40" w:after="40"/>
+      </w:pPr>
+      <w:r>
+        <w:t>Prochaines étapes : finalisation du modèle de transition, préparation du recueil 2026, communication des impacts de la réforme pour un déploiement en 2027.</w:t>
+      </w:r>
+    </w:p>
+    <w:p>
+      <w:pPr>
+        <w:spacing w:before="60" w:after="60"/>
+        <w:jc w:val="both"/>
+      </w:pPr>
+    </w:p>
+    <w:p>
+      <w:pPr>
+        <w:pStyle w:val="Titre2"/>
+        <w:spacing w:before="180" w:after="80"/>
+      </w:pPr>
+      <w:r>
+        <w:rPr>
+          <w:b/>
+          <w:bCs/>
+          <w:color w:val="1B3A6B"/>
+          <w:sz w:val="22"/>
+          <w:szCs w:val="22"/>
+        </w:rPr>
+        <w:t xml:space="preserve">Source 2 — </w:t>
+      </w:r>
+      <w:hyperlink w:history="1" r:id="rIdcnsa_actu2026">
+        <w:r>
+          <w:rPr>
+            <w:b/>
+            <w:bCs/>
+            <w:sz w:val="22"/>
+            <w:szCs w:val="22"/>
+            <w:color w:val="1155CC"/>
+            <w:u w:val="single"/>
+          </w:rPr>
+          <w:t xml:space="preserve">CNSA.fr</w:t>
+        </w:r>
+      </w:hyperlink>
+      <w:r>
+        <w:rPr>
+          <w:b/>
+          <w:bCs/>
+          <w:color w:val="1B3A6B"/>
+          <w:sz w:val="22"/>
+          <w:szCs w:val="22"/>
+        </w:rPr>
+        <w:t xml:space="preserve"> (17 décembre 2025)</w:t>
       </w:r>
     </w:p>
     <w:p>
@@ -1865,7 +1926,76 @@
           <w:sz w:val="16"/>
           <w:szCs w:val="16"/>
         </w:rPr>
-        <w:t xml:space="preserve">Veille produite le 24 avril 2026  •  Sources : handicap.gouv.fr ✅ | cnsa.fr ✅ | atih.sante.fr ✅ (PH 2025)  •  </w:t>
+        <w:t xml:space="preserve">Veille produite le 24 avril 2026  •  Sources : </w:t>
+      </w:r>
+      <w:hyperlink w:history="1" r:id="rIdcomite2026">
+        <w:r>
+          <w:rPr>
+            <w:i/>
+            <w:iCs/>
+            <w:sz w:val="16"/>
+            <w:szCs w:val="16"/>
+            <w:color w:val="1155CC"/>
+            <w:u w:val="single"/>
+          </w:rPr>
+          <w:t xml:space="preserve">handicap.gouv.fr</w:t>
+        </w:r>
+      </w:hyperlink>
+      <w:r>
+        <w:rPr>
+          <w:i/>
+          <w:iCs/>
+          <w:color w:val="374151"/>
+          <w:sz w:val="16"/>
+          <w:szCs w:val="16"/>
+        </w:rPr>
+        <w:t xml:space="preserve"> ✅ | </w:t>
+      </w:r>
+      <w:hyperlink w:history="1" r:id="rIdcnsa_actu2026">
+        <w:r>
+          <w:rPr>
+            <w:i/>
+            <w:iCs/>
+            <w:sz w:val="16"/>
+            <w:szCs w:val="16"/>
+            <w:color w:val="1155CC"/>
+            <w:u w:val="single"/>
+          </w:rPr>
+          <w:t xml:space="preserve">cnsa.fr</w:t>
+        </w:r>
+      </w:hyperlink>
+      <w:r>
+        <w:rPr>
+          <w:i/>
+          <w:iCs/>
+          <w:color w:val="374151"/>
+          <w:sz w:val="16"/>
+          <w:szCs w:val="16"/>
+        </w:rPr>
+        <w:t xml:space="preserve"> ✅ | </w:t>
+      </w:r>
+      <w:hyperlink w:history="1" r:id="rIdatih252026">
+        <w:r>
+          <w:rPr>
+            <w:i/>
+            <w:iCs/>
+            <w:sz w:val="16"/>
+            <w:szCs w:val="16"/>
+            <w:color w:val="1155CC"/>
+            <w:u w:val="single"/>
+          </w:rPr>
+          <w:t xml:space="preserve">atih.sante.fr</w:t>
+        </w:r>
+      </w:hyperlink>
+      <w:r>
+        <w:rPr>
+          <w:i/>
+          <w:iCs/>
+          <w:color w:val="374151"/>
+          <w:sz w:val="16"/>
+          <w:szCs w:val="16"/>
+        </w:rPr>
+        <w:t xml:space="preserve"> ✅ (PH 2025)  •  </w:t>
       </w:r>
       <w:proofErr w:type="spellStart"/>
       <w:r>
@@ -1879,6 +2009,47 @@
         <w:t>Claude_Travail</w:t>
       </w:r>
       <w:proofErr w:type="spellEnd"/>
+    </w:p>
+    <w:p>
+      <w:pPr>
+        <w:spacing w:after="120" w:before="320"/>
+      </w:pPr>
+      <w:r>
+        <w:rPr>
+          <w:b/>
+          <w:bCs/>
+          <w:color w:val="1B3A6B"/>
+          <w:sz w:val="28"/>
+          <w:szCs w:val="28"/>
+        </w:rPr>
+        <w:t xml:space="preserve">📝 Journal des corrections — 12 septembre 2026</w:t>
+      </w:r>
+    </w:p>
+    <w:p>
+      <w:pPr>
+        <w:spacing w:after="80"/>
+      </w:pPr>
+      <w:r>
+        <w:rPr>
+          <w:color w:val="1F2937"/>
+          <w:sz w:val="22"/>
+          <w:szCs w:val="22"/>
+        </w:rPr>
+        <w:t xml:space="preserve">Note produite le 24/04/2026, relue le 12/09/2026 au cours d'un contrôle d'attribution des 221 documents du dépôt (règle ⑭ : une page ou un site nommé comme source doit être lié). Contenu inchangé.</w:t>
+      </w:r>
+    </w:p>
+    <w:p>
+      <w:pPr>
+        <w:spacing w:after="80"/>
+      </w:pPr>
+      <w:r>
+        <w:rPr>
+          <w:color w:val="1F2937"/>
+          <w:sz w:val="22"/>
+          <w:szCs w:val="22"/>
+        </w:rPr>
+        <w:t xml:space="preserve">Chemins et sites nommés sans lien cliquable, chacun lié le 12/09/2026 à la page qu'il désigne, testée à 200 dans un navigateur (Légifrance : 403 pour l'agent du job, lisible dans un navigateur) : handicap.gouv.fr/comite- → handicap.gouv.fr/comite-strategique-de-la-reforme-tarifaire-des-etabli… (1) ; cnsa.fr/ → www.cnsa.fr/actualites/serafin-ph-preparation-du-recueil-dinformations… (1) ; atih.sante.fr/recueil-national-ph-2025 → www.atih.sante.fr/recueil-national-ph-2025 (1) ; Handicap.gouv.fr → handicap.gouv.fr/comite-strategique-de-la-reforme-tarifaire-des-etabli… (2) ; handicap.gouv.fr → handicap.gouv.fr/comite-strategique-de-la-reforme-tarifaire-des-etabli… (1) ; CNSA.fr → www.cnsa.fr/actualites/serafin-ph-preparation-du-recueil-dinformations… (2) ; cnsa.fr → www.cnsa.fr/actualites/serafin-ph-preparation-du-recueil-dinformations… (1) ; atih.sante.fr → www.atih.sante.fr/recueil-national-ph-2025 (1).</w:t>
+      </w:r>
     </w:p>
     <w:sectPr>
       <w:pgSz w:w="11906" w:h="16838"/>
